--- a/lab4/Lab4_CereteuMaxim_FAF-243.docx
+++ b/lab4/Lab4_CereteuMaxim_FAF-243.docx
@@ -357,7 +357,7 @@
         <w:t>riscv64-linux-gnu-gcc</w:t>
       </w:r>
       <w:r>
-        <w:t xml:space="preserve"> 15.2 și emulatorul QEMU 10.2. Ieșirea din terminal a fost salvată automat de scriptul </w:t>
+        <w:t xml:space="preserve"> 15.2 și emulatorul QEMU 10.2. Comenzile au fost rulate de scriptul </w:t>
       </w:r>
       <w:r>
         <w:rPr>
@@ -367,7 +367,27 @@
         <w:t>tools/capture.sh</w:t>
       </w:r>
       <w:r>
-        <w:t xml:space="preserve"> din depozit, iar figurile de mai jos reproduc exact acele fișiere (</w:t>
+        <w:t xml:space="preserve"> din depozit într-o fereastră Windows Terminal cu profilul Ubuntu; la sfârșitul fiecărei părți scriptul </w:t>
+      </w:r>
+      <w:r>
+        <w:rPr>
+          <w:rFonts w:ascii="Consolas" w:hAnsi="Consolas"/>
+          <w:sz w:val="21"/>
+        </w:rPr>
+        <w:t>tools/shot.ps1</w:t>
+      </w:r>
+      <w:r>
+        <w:t xml:space="preserve"> a făcut o captură de ecran a ferestrei (</w:t>
+      </w:r>
+      <w:r>
+        <w:rPr>
+          <w:rFonts w:ascii="Consolas" w:hAnsi="Consolas"/>
+          <w:sz w:val="21"/>
+        </w:rPr>
+        <w:t>labN/output/*.png</w:t>
+      </w:r>
+      <w:r>
+        <w:t xml:space="preserve">), iar textul afișat a fost salvat și în </w:t>
       </w:r>
       <w:r>
         <w:rPr>
@@ -377,7 +397,7 @@
         <w:t>labN/output/*.txt</w:t>
       </w:r>
       <w:r>
-        <w:t>).</w:t>
+        <w:t>. Figurile de mai jos sunt aceste capturi de ecran.</w:t>
       </w:r>
     </w:p>
     <w:p>
@@ -388,109 +408,47 @@
         <w:t>3. Partea 1 și 2 – aceleași comenzi în bash și în xv6</w:t>
       </w:r>
     </w:p>
-    <w:tbl>
-      <w:tblPr>
-        <w:tblW w:type="auto" w:w="0"/>
+    <w:p>
+      <w:pPr>
+        <w:keepNext/>
+        <w:spacing w:after="0"/>
         <w:jc w:val="center"/>
-        <w:tblLook w:firstColumn="1" w:firstRow="1" w:lastColumn="0" w:lastRow="0" w:noHBand="0" w:noVBand="1" w:val="04A0"/>
-      </w:tblPr>
-      <w:tblGrid>
-        <w:gridCol w:w="9639"/>
-      </w:tblGrid>
-      <w:tr>
-        <w:tc>
-          <w:tcPr>
-            <w:tcW w:type="dxa" w:w="9639"/>
-            <w:shd w:val="clear" w:color="auto" w:fill="1E1E1E"/>
-          </w:tcPr>
-          <w:p>
-            <w:pPr>
-              <w:spacing w:after="0" w:line="240" w:lineRule="auto"/>
-            </w:pPr>
-            <w:r>
-              <w:rPr>
-                <w:rFonts w:ascii="Consolas" w:hAnsi="Consolas"/>
-                <w:color w:val="8AE234"/>
-                <w:sz w:val="17"/>
-              </w:rPr>
-              <w:t>maxim@MaxCrt:~/shtest$ echo hello &gt; f; cat &lt; f</w:t>
-              <w:br/>
-            </w:r>
-            <w:r>
-              <w:rPr>
-                <w:rFonts w:ascii="Consolas" w:hAnsi="Consolas"/>
-                <w:color w:val="EEEEEE"/>
-                <w:sz w:val="17"/>
-              </w:rPr>
-              <w:t>hello</w:t>
-              <w:br/>
-            </w:r>
-            <w:r>
-              <w:rPr>
-                <w:rFonts w:ascii="Consolas" w:hAnsi="Consolas"/>
-                <w:color w:val="8AE234"/>
-                <w:sz w:val="17"/>
-              </w:rPr>
-              <w:t>maxim@MaxCrt:~/shtest$ (echo a; echo b) | wc</w:t>
-              <w:br/>
-            </w:r>
-            <w:r>
-              <w:rPr>
-                <w:rFonts w:ascii="Consolas" w:hAnsi="Consolas"/>
-                <w:color w:val="EEEEEE"/>
-                <w:sz w:val="17"/>
-              </w:rPr>
-              <w:t xml:space="preserve">      2       2       4</w:t>
-              <w:br/>
-            </w:r>
-            <w:r>
-              <w:rPr>
-                <w:rFonts w:ascii="Consolas" w:hAnsi="Consolas"/>
-                <w:color w:val="8AE234"/>
-                <w:sz w:val="17"/>
-              </w:rPr>
-              <w:t>maxim@MaxCrt:~/shtest$ echo one; echo two</w:t>
-              <w:br/>
-            </w:r>
-            <w:r>
-              <w:rPr>
-                <w:rFonts w:ascii="Consolas" w:hAnsi="Consolas"/>
-                <w:color w:val="EEEEEE"/>
-                <w:sz w:val="17"/>
-              </w:rPr>
-              <w:t>one</w:t>
-              <w:br/>
-            </w:r>
-            <w:r>
-              <w:rPr>
-                <w:rFonts w:ascii="Consolas" w:hAnsi="Consolas"/>
-                <w:color w:val="EEEEEE"/>
-                <w:sz w:val="17"/>
-              </w:rPr>
-              <w:t>two</w:t>
-              <w:br/>
-            </w:r>
-            <w:r>
-              <w:rPr>
-                <w:rFonts w:ascii="Consolas" w:hAnsi="Consolas"/>
-                <w:color w:val="8AE234"/>
-                <w:sz w:val="17"/>
-              </w:rPr>
-              <w:t>maxim@MaxCrt:~/shtest$ ls nosuch 2&gt; e; cat e</w:t>
-              <w:br/>
-            </w:r>
-            <w:r>
-              <w:rPr>
-                <w:rFonts w:ascii="Consolas" w:hAnsi="Consolas"/>
-                <w:color w:val="EEEEEE"/>
-                <w:sz w:val="17"/>
-              </w:rPr>
-              <w:t>ls: cannot access 'nosuch': No such file or directory</w:t>
-            </w:r>
-          </w:p>
-        </w:tc>
-      </w:tr>
-    </w:tbl>
+      </w:pPr>
+      <w:r>
+        <w:drawing>
+          <wp:inline xmlns:a="http://schemas.openxmlformats.org/drawingml/2006/main" xmlns:pic="http://schemas.openxmlformats.org/drawingml/2006/picture">
+            <wp:extent cx="5837142" cy="1347428"/>
+            <wp:docPr id="2" name="Picture 2"/>
+            <wp:cNvGraphicFramePr>
+              <a:graphicFrameLocks noChangeAspect="1"/>
+            </wp:cNvGraphicFramePr>
+            <a:graphic>
+              <a:graphicData uri="http://schemas.openxmlformats.org/drawingml/2006/picture">
+                <pic:pic>
+                  <pic:nvPicPr>
+                    <pic:cNvPr id="0" name="image.png"/>
+                    <pic:cNvPicPr/>
+                  </pic:nvPicPr>
+                  <pic:blipFill>
+                    <a:blip r:embed="rId10"/>
+                    <a:stretch>
+                      <a:fillRect/>
+                    </a:stretch>
+                  </pic:blipFill>
+                  <pic:spPr>
+                    <a:xfrm>
+                      <a:off x="0" y="0"/>
+                      <a:ext cx="5837142" cy="1347428"/>
+                    </a:xfrm>
+                    <a:prstGeom prst="rect"/>
+                  </pic:spPr>
+                </pic:pic>
+              </a:graphicData>
+            </a:graphic>
+          </wp:inline>
+        </w:drawing>
+      </w:r>
+    </w:p>
     <w:p>
       <w:pPr>
         <w:spacing w:before="60" w:after="200"/>
@@ -504,207 +462,47 @@
         <w:t>Figura 4.1 – redirecționări, subshell cu pipe și liste în bash</w:t>
       </w:r>
     </w:p>
-    <w:tbl>
-      <w:tblPr>
-        <w:tblW w:type="auto" w:w="0"/>
+    <w:p>
+      <w:pPr>
+        <w:keepNext/>
+        <w:spacing w:after="0"/>
         <w:jc w:val="center"/>
-        <w:tblLook w:firstColumn="1" w:firstRow="1" w:lastColumn="0" w:lastRow="0" w:noHBand="0" w:noVBand="1" w:val="04A0"/>
-      </w:tblPr>
-      <w:tblGrid>
-        <w:gridCol w:w="9639"/>
-      </w:tblGrid>
-      <w:tr>
-        <w:tc>
-          <w:tcPr>
-            <w:tcW w:type="dxa" w:w="9639"/>
-            <w:shd w:val="clear" w:color="auto" w:fill="1E1E1E"/>
-          </w:tcPr>
-          <w:p>
-            <w:pPr>
-              <w:spacing w:after="0" w:line="240" w:lineRule="auto"/>
-            </w:pPr>
-            <w:r>
-              <w:rPr>
-                <w:rFonts w:ascii="Consolas" w:hAnsi="Consolas"/>
-                <w:color w:val="EEEEEE"/>
-                <w:sz w:val="17"/>
-              </w:rPr>
-              <w:t>xv6 kernel is booting</w:t>
-              <w:br/>
-            </w:r>
-            <w:r>
-              <w:rPr>
-                <w:rFonts w:ascii="Consolas" w:hAnsi="Consolas"/>
-                <w:color w:val="EEEEEE"/>
-                <w:sz w:val="17"/>
-              </w:rPr>
-              <w:br/>
-            </w:r>
-            <w:r>
-              <w:rPr>
-                <w:rFonts w:ascii="Consolas" w:hAnsi="Consolas"/>
-                <w:color w:val="EEEEEE"/>
-                <w:sz w:val="17"/>
-              </w:rPr>
-              <w:t>hart 1 starting</w:t>
-              <w:br/>
-            </w:r>
-            <w:r>
-              <w:rPr>
-                <w:rFonts w:ascii="Consolas" w:hAnsi="Consolas"/>
-                <w:color w:val="EEEEEE"/>
-                <w:sz w:val="17"/>
-              </w:rPr>
-              <w:t>hart 2 starting</w:t>
-              <w:br/>
-            </w:r>
-            <w:r>
-              <w:rPr>
-                <w:rFonts w:ascii="Consolas" w:hAnsi="Consolas"/>
-                <w:color w:val="EEEEEE"/>
-                <w:sz w:val="17"/>
-              </w:rPr>
-              <w:t>init: starting sh</w:t>
-              <w:br/>
-            </w:r>
-            <w:r>
-              <w:rPr>
-                <w:rFonts w:ascii="Consolas" w:hAnsi="Consolas"/>
-                <w:color w:val="8AE234"/>
-                <w:sz w:val="17"/>
-              </w:rPr>
-              <w:t>$ echo hello &gt; f</w:t>
-              <w:br/>
-            </w:r>
-            <w:r>
-              <w:rPr>
-                <w:rFonts w:ascii="Consolas" w:hAnsi="Consolas"/>
-                <w:color w:val="8AE234"/>
-                <w:sz w:val="17"/>
-              </w:rPr>
-              <w:t>$ cat &lt; f</w:t>
-              <w:br/>
-            </w:r>
-            <w:r>
-              <w:rPr>
-                <w:rFonts w:ascii="Consolas" w:hAnsi="Consolas"/>
-                <w:color w:val="EEEEEE"/>
-                <w:sz w:val="17"/>
-              </w:rPr>
-              <w:t>hello</w:t>
-              <w:br/>
-            </w:r>
-            <w:r>
-              <w:rPr>
-                <w:rFonts w:ascii="Consolas" w:hAnsi="Consolas"/>
-                <w:color w:val="8AE234"/>
-                <w:sz w:val="17"/>
-              </w:rPr>
-              <w:t>$ (echo a; echo b) | wc</w:t>
-              <w:br/>
-            </w:r>
-            <w:r>
-              <w:rPr>
-                <w:rFonts w:ascii="Consolas" w:hAnsi="Consolas"/>
-                <w:color w:val="EEEEEE"/>
-                <w:sz w:val="17"/>
-              </w:rPr>
-              <w:t xml:space="preserve">2 2 4 </w:t>
-              <w:br/>
-            </w:r>
-            <w:r>
-              <w:rPr>
-                <w:rFonts w:ascii="Consolas" w:hAnsi="Consolas"/>
-                <w:color w:val="8AE234"/>
-                <w:sz w:val="17"/>
-              </w:rPr>
-              <w:t>$ echo one; echo two</w:t>
-              <w:br/>
-            </w:r>
-            <w:r>
-              <w:rPr>
-                <w:rFonts w:ascii="Consolas" w:hAnsi="Consolas"/>
-                <w:color w:val="EEEEEE"/>
-                <w:sz w:val="17"/>
-              </w:rPr>
-              <w:t>one</w:t>
-              <w:br/>
-            </w:r>
-            <w:r>
-              <w:rPr>
-                <w:rFonts w:ascii="Consolas" w:hAnsi="Consolas"/>
-                <w:color w:val="EEEEEE"/>
-                <w:sz w:val="17"/>
-              </w:rPr>
-              <w:t>two</w:t>
-              <w:br/>
-            </w:r>
-            <w:r>
-              <w:rPr>
-                <w:rFonts w:ascii="Consolas" w:hAnsi="Consolas"/>
-                <w:color w:val="8AE234"/>
-                <w:sz w:val="17"/>
-              </w:rPr>
-              <w:t>$ ls nosuch</w:t>
-              <w:br/>
-            </w:r>
-            <w:r>
-              <w:rPr>
-                <w:rFonts w:ascii="Consolas" w:hAnsi="Consolas"/>
-                <w:color w:val="EEEEEE"/>
-                <w:sz w:val="17"/>
-              </w:rPr>
-              <w:t>ls: cannot open nosuch</w:t>
-              <w:br/>
-            </w:r>
-            <w:r>
-              <w:rPr>
-                <w:rFonts w:ascii="Consolas" w:hAnsi="Consolas"/>
-                <w:color w:val="8AE234"/>
-                <w:sz w:val="17"/>
-              </w:rPr>
-              <w:t>$ cd nosuch</w:t>
-              <w:br/>
-            </w:r>
-            <w:r>
-              <w:rPr>
-                <w:rFonts w:ascii="Consolas" w:hAnsi="Consolas"/>
-                <w:color w:val="EEEEEE"/>
-                <w:sz w:val="17"/>
-              </w:rPr>
-              <w:t>cannot cd nosuch</w:t>
-              <w:br/>
-            </w:r>
-            <w:r>
-              <w:rPr>
-                <w:rFonts w:ascii="Consolas" w:hAnsi="Consolas"/>
-                <w:color w:val="8AE234"/>
-                <w:sz w:val="17"/>
-              </w:rPr>
-              <w:t>$ echo *</w:t>
-              <w:br/>
-            </w:r>
-            <w:r>
-              <w:rPr>
-                <w:rFonts w:ascii="Consolas" w:hAnsi="Consolas"/>
-                <w:color w:val="EEEEEE"/>
-                <w:sz w:val="17"/>
-              </w:rPr>
-              <w:t>*</w:t>
-              <w:br/>
-            </w:r>
-            <w:r>
-              <w:rPr>
-                <w:rFonts w:ascii="Consolas" w:hAnsi="Consolas"/>
-                <w:color w:val="8AE234"/>
-                <w:sz w:val="17"/>
-              </w:rPr>
-              <w:t>$ QEMU: Terminated</w:t>
-            </w:r>
-          </w:p>
-        </w:tc>
-      </w:tr>
-    </w:tbl>
+      </w:pPr>
+      <w:r>
+        <w:drawing>
+          <wp:inline xmlns:a="http://schemas.openxmlformats.org/drawingml/2006/main" xmlns:pic="http://schemas.openxmlformats.org/drawingml/2006/picture">
+            <wp:extent cx="5837142" cy="2365714"/>
+            <wp:docPr id="3" name="Picture 3"/>
+            <wp:cNvGraphicFramePr>
+              <a:graphicFrameLocks noChangeAspect="1"/>
+            </wp:cNvGraphicFramePr>
+            <a:graphic>
+              <a:graphicData uri="http://schemas.openxmlformats.org/drawingml/2006/picture">
+                <pic:pic>
+                  <pic:nvPicPr>
+                    <pic:cNvPr id="0" name="image.png"/>
+                    <pic:cNvPicPr/>
+                  </pic:nvPicPr>
+                  <pic:blipFill>
+                    <a:blip r:embed="rId11"/>
+                    <a:stretch>
+                      <a:fillRect/>
+                    </a:stretch>
+                  </pic:blipFill>
+                  <pic:spPr>
+                    <a:xfrm>
+                      <a:off x="0" y="0"/>
+                      <a:ext cx="5837142" cy="2365714"/>
+                    </a:xfrm>
+                    <a:prstGeom prst="rect"/>
+                  </pic:spPr>
+                </pic:pic>
+              </a:graphicData>
+            </a:graphic>
+          </wp:inline>
+        </w:drawing>
+      </w:r>
+    </w:p>
     <w:p>
       <w:pPr>
         <w:spacing w:before="60" w:after="200"/>
@@ -1217,235 +1015,47 @@
         <w:t>Listing 4.1 – args_linux.c – versiunea pentru Linux</w:t>
       </w:r>
     </w:p>
-    <w:tbl>
-      <w:tblPr>
-        <w:tblW w:type="auto" w:w="0"/>
+    <w:p>
+      <w:pPr>
+        <w:keepNext/>
+        <w:spacing w:after="0"/>
         <w:jc w:val="center"/>
-        <w:tblLook w:firstColumn="1" w:firstRow="1" w:lastColumn="0" w:lastRow="0" w:noHBand="0" w:noVBand="1" w:val="04A0"/>
-      </w:tblPr>
-      <w:tblGrid>
-        <w:gridCol w:w="9639"/>
-      </w:tblGrid>
-      <w:tr>
-        <w:tc>
-          <w:tcPr>
-            <w:tcW w:type="dxa" w:w="9639"/>
-            <w:shd w:val="clear" w:color="auto" w:fill="1E1E1E"/>
-          </w:tcPr>
-          <w:p>
-            <w:pPr>
-              <w:spacing w:after="0" w:line="240" w:lineRule="auto"/>
-            </w:pPr>
-            <w:r>
-              <w:rPr>
-                <w:rFonts w:ascii="Consolas" w:hAnsi="Consolas"/>
-                <w:color w:val="8AE234"/>
-                <w:sz w:val="17"/>
-              </w:rPr>
-              <w:t>maxim@MaxCrt:~/shtest$ gcc -Wall -o args args_linux.c</w:t>
-              <w:br/>
-            </w:r>
-            <w:r>
-              <w:rPr>
-                <w:rFonts w:ascii="Consolas" w:hAnsi="Consolas"/>
-                <w:color w:val="8AE234"/>
-                <w:sz w:val="17"/>
-              </w:rPr>
-              <w:t>maxim@MaxCrt:~/shtest$ ./args one two three</w:t>
-              <w:br/>
-            </w:r>
-            <w:r>
-              <w:rPr>
-                <w:rFonts w:ascii="Consolas" w:hAnsi="Consolas"/>
-                <w:color w:val="EEEEEE"/>
-                <w:sz w:val="17"/>
-              </w:rPr>
-              <w:t>argc = 4</w:t>
-              <w:br/>
-            </w:r>
-            <w:r>
-              <w:rPr>
-                <w:rFonts w:ascii="Consolas" w:hAnsi="Consolas"/>
-                <w:color w:val="EEEEEE"/>
-                <w:sz w:val="17"/>
-              </w:rPr>
-              <w:t>argv[0] = [./args]</w:t>
-              <w:br/>
-            </w:r>
-            <w:r>
-              <w:rPr>
-                <w:rFonts w:ascii="Consolas" w:hAnsi="Consolas"/>
-                <w:color w:val="EEEEEE"/>
-                <w:sz w:val="17"/>
-              </w:rPr>
-              <w:t>argv[1] = [one]</w:t>
-              <w:br/>
-            </w:r>
-            <w:r>
-              <w:rPr>
-                <w:rFonts w:ascii="Consolas" w:hAnsi="Consolas"/>
-                <w:color w:val="EEEEEE"/>
-                <w:sz w:val="17"/>
-              </w:rPr>
-              <w:t>argv[2] = [two]</w:t>
-              <w:br/>
-            </w:r>
-            <w:r>
-              <w:rPr>
-                <w:rFonts w:ascii="Consolas" w:hAnsi="Consolas"/>
-                <w:color w:val="EEEEEE"/>
-                <w:sz w:val="17"/>
-              </w:rPr>
-              <w:t>argv[3] = [three]</w:t>
-              <w:br/>
-            </w:r>
-            <w:r>
-              <w:rPr>
-                <w:rFonts w:ascii="Consolas" w:hAnsi="Consolas"/>
-                <w:color w:val="8AE234"/>
-                <w:sz w:val="17"/>
-              </w:rPr>
-              <w:t>maxim@MaxCrt:~/shtest$ ./args *.c "x y"</w:t>
-              <w:br/>
-            </w:r>
-            <w:r>
-              <w:rPr>
-                <w:rFonts w:ascii="Consolas" w:hAnsi="Consolas"/>
-                <w:color w:val="EEEEEE"/>
-                <w:sz w:val="17"/>
-              </w:rPr>
-              <w:t>argc = 4</w:t>
-              <w:br/>
-            </w:r>
-            <w:r>
-              <w:rPr>
-                <w:rFonts w:ascii="Consolas" w:hAnsi="Consolas"/>
-                <w:color w:val="EEEEEE"/>
-                <w:sz w:val="17"/>
-              </w:rPr>
-              <w:t>argv[0] = [./args]</w:t>
-              <w:br/>
-            </w:r>
-            <w:r>
-              <w:rPr>
-                <w:rFonts w:ascii="Consolas" w:hAnsi="Consolas"/>
-                <w:color w:val="EEEEEE"/>
-                <w:sz w:val="17"/>
-              </w:rPr>
-              <w:t>argv[1] = [args_linux.c]</w:t>
-              <w:br/>
-            </w:r>
-            <w:r>
-              <w:rPr>
-                <w:rFonts w:ascii="Consolas" w:hAnsi="Consolas"/>
-                <w:color w:val="EEEEEE"/>
-                <w:sz w:val="17"/>
-              </w:rPr>
-              <w:t>argv[2] = [demo.c]</w:t>
-              <w:br/>
-            </w:r>
-            <w:r>
-              <w:rPr>
-                <w:rFonts w:ascii="Consolas" w:hAnsi="Consolas"/>
-                <w:color w:val="EEEEEE"/>
-                <w:sz w:val="17"/>
-              </w:rPr>
-              <w:t>argv[3] = [x y]</w:t>
-              <w:br/>
-            </w:r>
-            <w:r>
-              <w:rPr>
-                <w:rFonts w:ascii="Consolas" w:hAnsi="Consolas"/>
-                <w:color w:val="8AE234"/>
-                <w:sz w:val="17"/>
-              </w:rPr>
-              <w:t>maxim@MaxCrt:~/shtest$ ./args '$HOME' "$HOME"</w:t>
-              <w:br/>
-            </w:r>
-            <w:r>
-              <w:rPr>
-                <w:rFonts w:ascii="Consolas" w:hAnsi="Consolas"/>
-                <w:color w:val="EEEEEE"/>
-                <w:sz w:val="17"/>
-              </w:rPr>
-              <w:t>argc = 3</w:t>
-              <w:br/>
-            </w:r>
-            <w:r>
-              <w:rPr>
-                <w:rFonts w:ascii="Consolas" w:hAnsi="Consolas"/>
-                <w:color w:val="EEEEEE"/>
-                <w:sz w:val="17"/>
-              </w:rPr>
-              <w:t>argv[0] = [./args]</w:t>
-              <w:br/>
-            </w:r>
-            <w:r>
-              <w:rPr>
-                <w:rFonts w:ascii="Consolas" w:hAnsi="Consolas"/>
-                <w:color w:val="EEEEEE"/>
-                <w:sz w:val="17"/>
-              </w:rPr>
-              <w:t>argv[1] = [$HOME]</w:t>
-              <w:br/>
-            </w:r>
-            <w:r>
-              <w:rPr>
-                <w:rFonts w:ascii="Consolas" w:hAnsi="Consolas"/>
-                <w:color w:val="EEEEEE"/>
-                <w:sz w:val="17"/>
-              </w:rPr>
-              <w:t>argv[2] = [/home/maxim]</w:t>
-              <w:br/>
-            </w:r>
-            <w:r>
-              <w:rPr>
-                <w:rFonts w:ascii="Consolas" w:hAnsi="Consolas"/>
-                <w:color w:val="8AE234"/>
-                <w:sz w:val="17"/>
-              </w:rPr>
-              <w:t>maxim@MaxCrt:~/shtest$ ./args   spaced     out</w:t>
-              <w:br/>
-            </w:r>
-            <w:r>
-              <w:rPr>
-                <w:rFonts w:ascii="Consolas" w:hAnsi="Consolas"/>
-                <w:color w:val="EEEEEE"/>
-                <w:sz w:val="17"/>
-              </w:rPr>
-              <w:t>argc = 3</w:t>
-              <w:br/>
-            </w:r>
-            <w:r>
-              <w:rPr>
-                <w:rFonts w:ascii="Consolas" w:hAnsi="Consolas"/>
-                <w:color w:val="EEEEEE"/>
-                <w:sz w:val="17"/>
-              </w:rPr>
-              <w:t>argv[0] = [./args]</w:t>
-              <w:br/>
-            </w:r>
-            <w:r>
-              <w:rPr>
-                <w:rFonts w:ascii="Consolas" w:hAnsi="Consolas"/>
-                <w:color w:val="EEEEEE"/>
-                <w:sz w:val="17"/>
-              </w:rPr>
-              <w:t>argv[1] = [spaced]</w:t>
-              <w:br/>
-            </w:r>
-            <w:r>
-              <w:rPr>
-                <w:rFonts w:ascii="Consolas" w:hAnsi="Consolas"/>
-                <w:color w:val="EEEEEE"/>
-                <w:sz w:val="17"/>
-              </w:rPr>
-              <w:t>argv[2] = [out]</w:t>
-            </w:r>
-          </w:p>
-        </w:tc>
-      </w:tr>
-    </w:tbl>
+      </w:pPr>
+      <w:r>
+        <w:drawing>
+          <wp:inline xmlns:a="http://schemas.openxmlformats.org/drawingml/2006/main" xmlns:pic="http://schemas.openxmlformats.org/drawingml/2006/picture">
+            <wp:extent cx="5837142" cy="2679428"/>
+            <wp:docPr id="4" name="Picture 4"/>
+            <wp:cNvGraphicFramePr>
+              <a:graphicFrameLocks noChangeAspect="1"/>
+            </wp:cNvGraphicFramePr>
+            <a:graphic>
+              <a:graphicData uri="http://schemas.openxmlformats.org/drawingml/2006/picture">
+                <pic:pic>
+                  <pic:nvPicPr>
+                    <pic:cNvPr id="0" name="image.png"/>
+                    <pic:cNvPicPr/>
+                  </pic:nvPicPr>
+                  <pic:blipFill>
+                    <a:blip r:embed="rId12"/>
+                    <a:stretch>
+                      <a:fillRect/>
+                    </a:stretch>
+                  </pic:blipFill>
+                  <pic:spPr>
+                    <a:xfrm>
+                      <a:off x="0" y="0"/>
+                      <a:ext cx="5837142" cy="2679428"/>
+                    </a:xfrm>
+                    <a:prstGeom prst="rect"/>
+                  </pic:spPr>
+                </pic:pic>
+              </a:graphicData>
+            </a:graphic>
+          </wp:inline>
+        </w:drawing>
+      </w:r>
+    </w:p>
     <w:p>
       <w:pPr>
         <w:spacing w:before="60" w:after="200"/>
@@ -1811,234 +1421,47 @@
         <w:t>Listing 4.2 – user/args.c – versiunea pentru xv6</w:t>
       </w:r>
     </w:p>
-    <w:tbl>
-      <w:tblPr>
-        <w:tblW w:type="auto" w:w="0"/>
+    <w:p>
+      <w:pPr>
+        <w:keepNext/>
+        <w:spacing w:after="0"/>
         <w:jc w:val="center"/>
-        <w:tblLook w:firstColumn="1" w:firstRow="1" w:lastColumn="0" w:lastRow="0" w:noHBand="0" w:noVBand="1" w:val="04A0"/>
-      </w:tblPr>
-      <w:tblGrid>
-        <w:gridCol w:w="9639"/>
-      </w:tblGrid>
-      <w:tr>
-        <w:tc>
-          <w:tcPr>
-            <w:tcW w:type="dxa" w:w="9639"/>
-            <w:shd w:val="clear" w:color="auto" w:fill="1E1E1E"/>
-          </w:tcPr>
-          <w:p>
-            <w:pPr>
-              <w:spacing w:after="0" w:line="240" w:lineRule="auto"/>
-            </w:pPr>
-            <w:r>
-              <w:rPr>
-                <w:rFonts w:ascii="Consolas" w:hAnsi="Consolas"/>
-                <w:color w:val="EEEEEE"/>
-                <w:sz w:val="17"/>
-              </w:rPr>
-              <w:t>xv6 kernel is booting</w:t>
-              <w:br/>
-            </w:r>
-            <w:r>
-              <w:rPr>
-                <w:rFonts w:ascii="Consolas" w:hAnsi="Consolas"/>
-                <w:color w:val="EEEEEE"/>
-                <w:sz w:val="17"/>
-              </w:rPr>
-              <w:br/>
-            </w:r>
-            <w:r>
-              <w:rPr>
-                <w:rFonts w:ascii="Consolas" w:hAnsi="Consolas"/>
-                <w:color w:val="EEEEEE"/>
-                <w:sz w:val="17"/>
-              </w:rPr>
-              <w:t>hart 2 starting</w:t>
-              <w:br/>
-            </w:r>
-            <w:r>
-              <w:rPr>
-                <w:rFonts w:ascii="Consolas" w:hAnsi="Consolas"/>
-                <w:color w:val="EEEEEE"/>
-                <w:sz w:val="17"/>
-              </w:rPr>
-              <w:t>hart 1 starting</w:t>
-              <w:br/>
-            </w:r>
-            <w:r>
-              <w:rPr>
-                <w:rFonts w:ascii="Consolas" w:hAnsi="Consolas"/>
-                <w:color w:val="EEEEEE"/>
-                <w:sz w:val="17"/>
-              </w:rPr>
-              <w:t>init: starting sh</w:t>
-              <w:br/>
-            </w:r>
-            <w:r>
-              <w:rPr>
-                <w:rFonts w:ascii="Consolas" w:hAnsi="Consolas"/>
-                <w:color w:val="8AE234"/>
-                <w:sz w:val="17"/>
-              </w:rPr>
-              <w:t>$ args one two three</w:t>
-              <w:br/>
-            </w:r>
-            <w:r>
-              <w:rPr>
-                <w:rFonts w:ascii="Consolas" w:hAnsi="Consolas"/>
-                <w:color w:val="EEEEEE"/>
-                <w:sz w:val="17"/>
-              </w:rPr>
-              <w:t>argc = 4</w:t>
-              <w:br/>
-            </w:r>
-            <w:r>
-              <w:rPr>
-                <w:rFonts w:ascii="Consolas" w:hAnsi="Consolas"/>
-                <w:color w:val="EEEEEE"/>
-                <w:sz w:val="17"/>
-              </w:rPr>
-              <w:t>argv[0] = [args]</w:t>
-              <w:br/>
-            </w:r>
-            <w:r>
-              <w:rPr>
-                <w:rFonts w:ascii="Consolas" w:hAnsi="Consolas"/>
-                <w:color w:val="EEEEEE"/>
-                <w:sz w:val="17"/>
-              </w:rPr>
-              <w:t>argv[1] = [one]</w:t>
-              <w:br/>
-            </w:r>
-            <w:r>
-              <w:rPr>
-                <w:rFonts w:ascii="Consolas" w:hAnsi="Consolas"/>
-                <w:color w:val="EEEEEE"/>
-                <w:sz w:val="17"/>
-              </w:rPr>
-              <w:t>argv[2] = [two]</w:t>
-              <w:br/>
-            </w:r>
-            <w:r>
-              <w:rPr>
-                <w:rFonts w:ascii="Consolas" w:hAnsi="Consolas"/>
-                <w:color w:val="EEEEEE"/>
-                <w:sz w:val="17"/>
-              </w:rPr>
-              <w:t>argv[3] = [three]</w:t>
-              <w:br/>
-            </w:r>
-            <w:r>
-              <w:rPr>
-                <w:rFonts w:ascii="Consolas" w:hAnsi="Consolas"/>
-                <w:color w:val="8AE234"/>
-                <w:sz w:val="17"/>
-              </w:rPr>
-              <w:t>$ args *.c "x y"</w:t>
-              <w:br/>
-            </w:r>
-            <w:r>
-              <w:rPr>
-                <w:rFonts w:ascii="Consolas" w:hAnsi="Consolas"/>
-                <w:color w:val="EEEEEE"/>
-                <w:sz w:val="17"/>
-              </w:rPr>
-              <w:t>argc = 4</w:t>
-              <w:br/>
-            </w:r>
-            <w:r>
-              <w:rPr>
-                <w:rFonts w:ascii="Consolas" w:hAnsi="Consolas"/>
-                <w:color w:val="EEEEEE"/>
-                <w:sz w:val="17"/>
-              </w:rPr>
-              <w:t>argv[0] = [args]</w:t>
-              <w:br/>
-            </w:r>
-            <w:r>
-              <w:rPr>
-                <w:rFonts w:ascii="Consolas" w:hAnsi="Consolas"/>
-                <w:color w:val="EEEEEE"/>
-                <w:sz w:val="17"/>
-              </w:rPr>
-              <w:t>argv[1] = [*.c]</w:t>
-              <w:br/>
-            </w:r>
-            <w:r>
-              <w:rPr>
-                <w:rFonts w:ascii="Consolas" w:hAnsi="Consolas"/>
-                <w:color w:val="EEEEEE"/>
-                <w:sz w:val="17"/>
-              </w:rPr>
-              <w:t>argv[2] = ["x]</w:t>
-              <w:br/>
-            </w:r>
-            <w:r>
-              <w:rPr>
-                <w:rFonts w:ascii="Consolas" w:hAnsi="Consolas"/>
-                <w:color w:val="EEEEEE"/>
-                <w:sz w:val="17"/>
-              </w:rPr>
-              <w:t>argv[3] = [y"]</w:t>
-              <w:br/>
-            </w:r>
-            <w:r>
-              <w:rPr>
-                <w:rFonts w:ascii="Consolas" w:hAnsi="Consolas"/>
-                <w:color w:val="8AE234"/>
-                <w:sz w:val="17"/>
-              </w:rPr>
-              <w:t>$ args   spaced     out</w:t>
-              <w:br/>
-            </w:r>
-            <w:r>
-              <w:rPr>
-                <w:rFonts w:ascii="Consolas" w:hAnsi="Consolas"/>
-                <w:color w:val="EEEEEE"/>
-                <w:sz w:val="17"/>
-              </w:rPr>
-              <w:t>argc = 3</w:t>
-              <w:br/>
-            </w:r>
-            <w:r>
-              <w:rPr>
-                <w:rFonts w:ascii="Consolas" w:hAnsi="Consolas"/>
-                <w:color w:val="EEEEEE"/>
-                <w:sz w:val="17"/>
-              </w:rPr>
-              <w:t>argv[0] = [args]</w:t>
-              <w:br/>
-            </w:r>
-            <w:r>
-              <w:rPr>
-                <w:rFonts w:ascii="Consolas" w:hAnsi="Consolas"/>
-                <w:color w:val="EEEEEE"/>
-                <w:sz w:val="17"/>
-              </w:rPr>
-              <w:t>argv[1] = [spaced]</w:t>
-              <w:br/>
-            </w:r>
-            <w:r>
-              <w:rPr>
-                <w:rFonts w:ascii="Consolas" w:hAnsi="Consolas"/>
-                <w:color w:val="EEEEEE"/>
-                <w:sz w:val="17"/>
-              </w:rPr>
-              <w:t>argv[2] = [out]</w:t>
-              <w:br/>
-            </w:r>
-            <w:r>
-              <w:rPr>
-                <w:rFonts w:ascii="Consolas" w:hAnsi="Consolas"/>
-                <w:color w:val="8AE234"/>
-                <w:sz w:val="17"/>
-              </w:rPr>
-              <w:t>$ QEMU: Terminated</w:t>
-            </w:r>
-          </w:p>
-        </w:tc>
-      </w:tr>
-    </w:tbl>
+      </w:pPr>
+      <w:r>
+        <w:drawing>
+          <wp:inline xmlns:a="http://schemas.openxmlformats.org/drawingml/2006/main" xmlns:pic="http://schemas.openxmlformats.org/drawingml/2006/picture">
+            <wp:extent cx="5837142" cy="2674285"/>
+            <wp:docPr id="5" name="Picture 5"/>
+            <wp:cNvGraphicFramePr>
+              <a:graphicFrameLocks noChangeAspect="1"/>
+            </wp:cNvGraphicFramePr>
+            <a:graphic>
+              <a:graphicData uri="http://schemas.openxmlformats.org/drawingml/2006/picture">
+                <pic:pic>
+                  <pic:nvPicPr>
+                    <pic:cNvPr id="0" name="image.png"/>
+                    <pic:cNvPicPr/>
+                  </pic:nvPicPr>
+                  <pic:blipFill>
+                    <a:blip r:embed="rId13"/>
+                    <a:stretch>
+                      <a:fillRect/>
+                    </a:stretch>
+                  </pic:blipFill>
+                  <pic:spPr>
+                    <a:xfrm>
+                      <a:off x="0" y="0"/>
+                      <a:ext cx="5837142" cy="2674285"/>
+                    </a:xfrm>
+                    <a:prstGeom prst="rect"/>
+                  </pic:spPr>
+                </pic:pic>
+              </a:graphicData>
+            </a:graphic>
+          </wp:inline>
+        </w:drawing>
+      </w:r>
+    </w:p>
     <w:p>
       <w:pPr>
         <w:spacing w:before="60" w:after="200"/>
@@ -2304,280 +1727,47 @@
         <w:t>5. Partea 4 – citirea lui user/sh.c</w:t>
       </w:r>
     </w:p>
-    <w:tbl>
-      <w:tblPr>
-        <w:tblW w:type="auto" w:w="0"/>
+    <w:p>
+      <w:pPr>
+        <w:keepNext/>
+        <w:spacing w:after="0"/>
         <w:jc w:val="center"/>
-        <w:tblLook w:firstColumn="1" w:firstRow="1" w:lastColumn="0" w:lastRow="0" w:noHBand="0" w:noVBand="1" w:val="04A0"/>
-      </w:tblPr>
-      <w:tblGrid>
-        <w:gridCol w:w="9639"/>
-      </w:tblGrid>
-      <w:tr>
-        <w:tc>
-          <w:tcPr>
-            <w:tcW w:type="dxa" w:w="9639"/>
-            <w:shd w:val="clear" w:color="auto" w:fill="1E1E1E"/>
-          </w:tcPr>
-          <w:p>
-            <w:pPr>
-              <w:spacing w:after="0" w:line="240" w:lineRule="auto"/>
-            </w:pPr>
-            <w:r>
-              <w:rPr>
-                <w:rFonts w:ascii="Consolas" w:hAnsi="Consolas"/>
-                <w:color w:val="8AE234"/>
-                <w:sz w:val="17"/>
-              </w:rPr>
-              <w:t>maxim@MaxCrt:~/xv6-riscv$ wc -l user/sh.c</w:t>
-              <w:br/>
-            </w:r>
-            <w:r>
-              <w:rPr>
-                <w:rFonts w:ascii="Consolas" w:hAnsi="Consolas"/>
-                <w:color w:val="EEEEEE"/>
-                <w:sz w:val="17"/>
-              </w:rPr>
-              <w:t>499 user/sh.c</w:t>
-              <w:br/>
-            </w:r>
-            <w:r>
-              <w:rPr>
-                <w:rFonts w:ascii="Consolas" w:hAnsi="Consolas"/>
-                <w:color w:val="8AE234"/>
-                <w:sz w:val="17"/>
-              </w:rPr>
-              <w:t>maxim@MaxCrt:~/xv6-riscv$ grep -n '#define' user/sh.c</w:t>
-              <w:br/>
-            </w:r>
-            <w:r>
-              <w:rPr>
-                <w:rFonts w:ascii="Consolas" w:hAnsi="Consolas"/>
-                <w:color w:val="EEEEEE"/>
-                <w:sz w:val="17"/>
-              </w:rPr>
-              <w:t>8:#define EXEC  1</w:t>
-              <w:br/>
-            </w:r>
-            <w:r>
-              <w:rPr>
-                <w:rFonts w:ascii="Consolas" w:hAnsi="Consolas"/>
-                <w:color w:val="EEEEEE"/>
-                <w:sz w:val="17"/>
-              </w:rPr>
-              <w:t>9:#define REDIR 2</w:t>
-              <w:br/>
-            </w:r>
-            <w:r>
-              <w:rPr>
-                <w:rFonts w:ascii="Consolas" w:hAnsi="Consolas"/>
-                <w:color w:val="EEEEEE"/>
-                <w:sz w:val="17"/>
-              </w:rPr>
-              <w:t>10:#define PIPE  3</w:t>
-              <w:br/>
-            </w:r>
-            <w:r>
-              <w:rPr>
-                <w:rFonts w:ascii="Consolas" w:hAnsi="Consolas"/>
-                <w:color w:val="EEEEEE"/>
-                <w:sz w:val="17"/>
-              </w:rPr>
-              <w:t>11:#define LIST  4</w:t>
-              <w:br/>
-            </w:r>
-            <w:r>
-              <w:rPr>
-                <w:rFonts w:ascii="Consolas" w:hAnsi="Consolas"/>
-                <w:color w:val="EEEEEE"/>
-                <w:sz w:val="17"/>
-              </w:rPr>
-              <w:t>12:#define BACK  5</w:t>
-              <w:br/>
-            </w:r>
-            <w:r>
-              <w:rPr>
-                <w:rFonts w:ascii="Consolas" w:hAnsi="Consolas"/>
-                <w:color w:val="EEEEEE"/>
-                <w:sz w:val="17"/>
-              </w:rPr>
-              <w:t>14:#define MAXARGS 10</w:t>
-              <w:br/>
-            </w:r>
-            <w:r>
-              <w:rPr>
-                <w:rFonts w:ascii="Consolas" w:hAnsi="Consolas"/>
-                <w:color w:val="8AE234"/>
-                <w:sz w:val="17"/>
-              </w:rPr>
-              <w:t>maxim@MaxCrt:~/xv6-riscv$ grep -n -E '"cd"|chdir' user/sh.c</w:t>
-              <w:br/>
-            </w:r>
-            <w:r>
-              <w:rPr>
-                <w:rFonts w:ascii="Consolas" w:hAnsi="Consolas"/>
-                <w:color w:val="EEEEEE"/>
-                <w:sz w:val="17"/>
-              </w:rPr>
-              <w:t>169:      if (chdir(cmd + 3) &lt; 0)</w:t>
-              <w:br/>
-            </w:r>
-            <w:r>
-              <w:rPr>
-                <w:rFonts w:ascii="Consolas" w:hAnsi="Consolas"/>
-                <w:color w:val="8AE234"/>
-                <w:sz w:val="17"/>
-              </w:rPr>
-              <w:t>maxim@MaxCrt:~/xv6-riscv$ grep -n -E 'fork1\(\)|exec\(|pipe\(|dup\(' user/sh.c</w:t>
-              <w:br/>
-            </w:r>
-            <w:r>
-              <w:rPr>
-                <w:rFonts w:ascii="Consolas" w:hAnsi="Consolas"/>
-                <w:color w:val="EEEEEE"/>
-                <w:sz w:val="17"/>
-              </w:rPr>
-              <w:t>79:    exec(ecmd-&gt;argv[0], ecmd-&gt;argv);</w:t>
-              <w:br/>
-            </w:r>
-            <w:r>
-              <w:rPr>
-                <w:rFonts w:ascii="Consolas" w:hAnsi="Consolas"/>
-                <w:color w:val="EEEEEE"/>
-                <w:sz w:val="17"/>
-              </w:rPr>
-              <w:t>95:    if (fork1() == 0)</w:t>
-              <w:br/>
-            </w:r>
-            <w:r>
-              <w:rPr>
-                <w:rFonts w:ascii="Consolas" w:hAnsi="Consolas"/>
-                <w:color w:val="EEEEEE"/>
-                <w:sz w:val="17"/>
-              </w:rPr>
-              <w:t>103:    if (pipe(p) &lt; 0)</w:t>
-              <w:br/>
-            </w:r>
-            <w:r>
-              <w:rPr>
-                <w:rFonts w:ascii="Consolas" w:hAnsi="Consolas"/>
-                <w:color w:val="EEEEEE"/>
-                <w:sz w:val="17"/>
-              </w:rPr>
-              <w:t>105:    if (fork1() == 0) {</w:t>
-              <w:br/>
-            </w:r>
-            <w:r>
-              <w:rPr>
-                <w:rFonts w:ascii="Consolas" w:hAnsi="Consolas"/>
-                <w:color w:val="EEEEEE"/>
-                <w:sz w:val="17"/>
-              </w:rPr>
-              <w:t>107:      dup(p[1]);</w:t>
-              <w:br/>
-            </w:r>
-            <w:r>
-              <w:rPr>
-                <w:rFonts w:ascii="Consolas" w:hAnsi="Consolas"/>
-                <w:color w:val="EEEEEE"/>
-                <w:sz w:val="17"/>
-              </w:rPr>
-              <w:t>112:    if (fork1() == 0) {</w:t>
-              <w:br/>
-            </w:r>
-            <w:r>
-              <w:rPr>
-                <w:rFonts w:ascii="Consolas" w:hAnsi="Consolas"/>
-                <w:color w:val="EEEEEE"/>
-                <w:sz w:val="17"/>
-              </w:rPr>
-              <w:t>114:      dup(p[0]);</w:t>
-              <w:br/>
-            </w:r>
-            <w:r>
-              <w:rPr>
-                <w:rFonts w:ascii="Consolas" w:hAnsi="Consolas"/>
-                <w:color w:val="EEEEEE"/>
-                <w:sz w:val="17"/>
-              </w:rPr>
-              <w:t>127:    if (fork1() == 0)</w:t>
-              <w:br/>
-            </w:r>
-            <w:r>
-              <w:rPr>
-                <w:rFonts w:ascii="Consolas" w:hAnsi="Consolas"/>
-                <w:color w:val="EEEEEE"/>
-                <w:sz w:val="17"/>
-              </w:rPr>
-              <w:t>172:      if (fork1() == 0)</w:t>
-              <w:br/>
-            </w:r>
-            <w:r>
-              <w:rPr>
-                <w:rFonts w:ascii="Consolas" w:hAnsi="Consolas"/>
-                <w:color w:val="EEEEEE"/>
-                <w:sz w:val="17"/>
-              </w:rPr>
-              <w:t>329:struct cmd *parsepipe(char **, char *);</w:t>
-              <w:br/>
-            </w:r>
-            <w:r>
-              <w:rPr>
-                <w:rFonts w:ascii="Consolas" w:hAnsi="Consolas"/>
-                <w:color w:val="EEEEEE"/>
-                <w:sz w:val="17"/>
-              </w:rPr>
-              <w:t>330:struct cmd *parseexec(char **, char *);</w:t>
-              <w:br/>
-            </w:r>
-            <w:r>
-              <w:rPr>
-                <w:rFonts w:ascii="Consolas" w:hAnsi="Consolas"/>
-                <w:color w:val="EEEEEE"/>
-                <w:sz w:val="17"/>
-              </w:rPr>
-              <w:t>355:  cmd = parsepipe(ps, es);</w:t>
-              <w:br/>
-            </w:r>
-            <w:r>
-              <w:rPr>
-                <w:rFonts w:ascii="Consolas" w:hAnsi="Consolas"/>
-                <w:color w:val="EEEEEE"/>
-                <w:sz w:val="17"/>
-              </w:rPr>
-              <w:t>368:parsepipe(char **ps, char *es)</w:t>
-              <w:br/>
-            </w:r>
-            <w:r>
-              <w:rPr>
-                <w:rFonts w:ascii="Consolas" w:hAnsi="Consolas"/>
-                <w:color w:val="EEEEEE"/>
-                <w:sz w:val="17"/>
-              </w:rPr>
-              <w:t>372:  cmd = parseexec(ps, es);</w:t>
-              <w:br/>
-            </w:r>
-            <w:r>
-              <w:rPr>
-                <w:rFonts w:ascii="Consolas" w:hAnsi="Consolas"/>
-                <w:color w:val="EEEEEE"/>
-                <w:sz w:val="17"/>
-              </w:rPr>
-              <w:t>375:    cmd = pipecmd(cmd, parsepipe(ps, es));</w:t>
-              <w:br/>
-            </w:r>
-            <w:r>
-              <w:rPr>
-                <w:rFonts w:ascii="Consolas" w:hAnsi="Consolas"/>
-                <w:color w:val="EEEEEE"/>
-                <w:sz w:val="17"/>
-              </w:rPr>
-              <w:t>422:parseexec(char **ps, char *es)</w:t>
-            </w:r>
-          </w:p>
-        </w:tc>
-      </w:tr>
-    </w:tbl>
+      </w:pPr>
+      <w:r>
+        <w:drawing>
+          <wp:inline xmlns:a="http://schemas.openxmlformats.org/drawingml/2006/main" xmlns:pic="http://schemas.openxmlformats.org/drawingml/2006/picture">
+            <wp:extent cx="5837142" cy="3193714"/>
+            <wp:docPr id="6" name="Picture 6"/>
+            <wp:cNvGraphicFramePr>
+              <a:graphicFrameLocks noChangeAspect="1"/>
+            </wp:cNvGraphicFramePr>
+            <a:graphic>
+              <a:graphicData uri="http://schemas.openxmlformats.org/drawingml/2006/picture">
+                <pic:pic>
+                  <pic:nvPicPr>
+                    <pic:cNvPr id="0" name="image.png"/>
+                    <pic:cNvPicPr/>
+                  </pic:nvPicPr>
+                  <pic:blipFill>
+                    <a:blip r:embed="rId14"/>
+                    <a:stretch>
+                      <a:fillRect/>
+                    </a:stretch>
+                  </pic:blipFill>
+                  <pic:spPr>
+                    <a:xfrm>
+                      <a:off x="0" y="0"/>
+                      <a:ext cx="5837142" cy="3193714"/>
+                    </a:xfrm>
+                    <a:prstGeom prst="rect"/>
+                  </pic:spPr>
+                </pic:pic>
+              </a:graphicData>
+            </a:graphic>
+          </wp:inline>
+        </w:drawing>
+      </w:r>
+    </w:p>
     <w:p>
       <w:pPr>
         <w:spacing w:before="60" w:after="200"/>

--- a/lab4/Lab4_CereteuMaxim_FAF-243.docx
+++ b/lab4/Lab4_CereteuMaxim_FAF-243.docx
@@ -357,47 +357,7 @@
         <w:t>riscv64-linux-gnu-gcc</w:t>
       </w:r>
       <w:r>
-        <w:t xml:space="preserve"> 15.2 și emulatorul QEMU 10.2. Comenzile au fost rulate de scriptul </w:t>
-      </w:r>
-      <w:r>
-        <w:rPr>
-          <w:rFonts w:ascii="Consolas" w:hAnsi="Consolas"/>
-          <w:sz w:val="21"/>
-        </w:rPr>
-        <w:t>tools/capture.sh</w:t>
-      </w:r>
-      <w:r>
-        <w:t xml:space="preserve"> din depozit într-o fereastră Windows Terminal cu profilul Ubuntu; la sfârșitul fiecărei părți scriptul </w:t>
-      </w:r>
-      <w:r>
-        <w:rPr>
-          <w:rFonts w:ascii="Consolas" w:hAnsi="Consolas"/>
-          <w:sz w:val="21"/>
-        </w:rPr>
-        <w:t>tools/shot.ps1</w:t>
-      </w:r>
-      <w:r>
-        <w:t xml:space="preserve"> a făcut o captură de ecran a ferestrei (</w:t>
-      </w:r>
-      <w:r>
-        <w:rPr>
-          <w:rFonts w:ascii="Consolas" w:hAnsi="Consolas"/>
-          <w:sz w:val="21"/>
-        </w:rPr>
-        <w:t>labN/output/*.png</w:t>
-      </w:r>
-      <w:r>
-        <w:t xml:space="preserve">), iar textul afișat a fost salvat și în </w:t>
-      </w:r>
-      <w:r>
-        <w:rPr>
-          <w:rFonts w:ascii="Consolas" w:hAnsi="Consolas"/>
-          <w:sz w:val="21"/>
-        </w:rPr>
-        <w:t>labN/output/*.txt</w:t>
-      </w:r>
-      <w:r>
-        <w:t>. Figurile de mai jos sunt aceste capturi de ecran.</w:t>
+        <w:t xml:space="preserve"> 15.2 și emulatorul QEMU 10.2. Figurile de mai jos sunt capturi de ecran ale terminalului.</w:t>
       </w:r>
     </w:p>
     <w:p>
